--- a/Files/03 - Vayikra/03 - Shmini/5785/Shmini 5785.docx
+++ b/Files/03 - Vayikra/03 - Shmini/5785/Shmini 5785.docx
@@ -91,7 +91,7 @@
           <w:rFonts w:ascii="Times New Roman" w:hAnsi="Times New Roman" w:cs="Times New Roman"/>
           <w:rtl/>
         </w:rPr>
-        <w:t>"</w:t>
+        <w:t>״</w:t>
       </w:r>
       <w:r>
         <w:rPr>
@@ -514,7 +514,7 @@
           <w:rFonts w:ascii="Times New Roman" w:hAnsi="Times New Roman" w:cs="Times New Roman"/>
           <w:rtl/>
         </w:rPr>
-        <w:t>"</w:t>
+        <w:t>״</w:t>
       </w:r>
       <w:r>
         <w:rPr>
@@ -853,7 +853,7 @@
           <w:rFonts w:ascii="Times New Roman" w:hAnsi="Times New Roman" w:cs="Times New Roman"/>
           <w:rtl/>
         </w:rPr>
-        <w:t>"</w:t>
+        <w:t>״</w:t>
       </w:r>
       <w:r>
         <w:rPr>
